--- a/docs/ETL Pipeline for Financial Risk Data (FS).docx
+++ b/docs/ETL Pipeline for Financial Risk Data (FS).docx
@@ -20,7 +20,7 @@
           <w:lang w:eastAsia="zh-TW"/>
         </w:rPr>
         <w:pict>
-          <v:rect id="_x0000_i1049" style="width:0;height:1.5pt" o:hralign="center" o:hrstd="t" o:hr="t" fillcolor="#a0a0a0" stroked="f"/>
+          <v:rect id="_x0000_i1025" style="width:0;height:1.5pt" o:hralign="center" o:hrstd="t" o:hr="t" fillcolor="#a0a0a0" stroked="f"/>
         </w:pict>
       </w:r>
     </w:p>
@@ -88,7 +88,25 @@
           <w:szCs w:val="24"/>
           <w:lang w:eastAsia="zh-TW"/>
         </w:rPr>
-        <w:t>: ETL Pipeline for Financial Risk Data</w:t>
+        <w:t xml:space="preserve">: </w:t>
+      </w:r>
+      <w:r>
+        <w:rPr>
+          <w:rFonts w:ascii="PMingLiU" w:eastAsia="PMingLiU" w:hAnsi="PMingLiU" w:cs="PMingLiU"/>
+          <w:sz w:val="24"/>
+          <w:szCs w:val="24"/>
+          <w:lang w:eastAsia="zh-TW"/>
+        </w:rPr>
+        <w:t>ETL Pipeline with Data Quality Implementation on Finance</w:t>
+      </w:r>
+      <w:r>
+        <w:rPr>
+          <w:rFonts w:ascii="PMingLiU" w:eastAsia="PMingLiU" w:hAnsi="PMingLiU" w:cs="PMingLiU"/>
+          <w:sz w:val="24"/>
+          <w:szCs w:val="24"/>
+          <w:lang w:eastAsia="zh-TW"/>
+        </w:rPr>
+        <w:t xml:space="preserve"> </w:t>
       </w:r>
       <w:r>
         <w:rPr>
@@ -138,7 +156,7 @@
           <w:lang w:eastAsia="zh-TW"/>
         </w:rPr>
         <w:pict>
-          <v:rect id="_x0000_i1050" style="width:0;height:1.5pt" o:hralign="center" o:hrstd="t" o:hr="t" fillcolor="#a0a0a0" stroked="f"/>
+          <v:rect id="_x0000_i1026" style="width:0;height:1.5pt" o:hralign="center" o:hrstd="t" o:hr="t" fillcolor="#a0a0a0" stroked="f"/>
         </w:pict>
       </w:r>
     </w:p>
@@ -1207,7 +1225,7 @@
           <w:lang w:eastAsia="zh-TW"/>
         </w:rPr>
         <w:pict>
-          <v:rect id="_x0000_i1051" style="width:0;height:1.5pt" o:hralign="center" o:hrstd="t" o:hr="t" fillcolor="#a0a0a0" stroked="f"/>
+          <v:rect id="_x0000_i1027" style="width:0;height:1.5pt" o:hralign="center" o:hrstd="t" o:hr="t" fillcolor="#a0a0a0" stroked="f"/>
         </w:pict>
       </w:r>
     </w:p>
@@ -1520,7 +1538,7 @@
         </w:rPr>
         <w:lastRenderedPageBreak/>
         <w:pict>
-          <v:rect id="_x0000_i1052" style="width:0;height:1.5pt" o:hralign="center" o:hrstd="t" o:hr="t" fillcolor="#a0a0a0" stroked="f"/>
+          <v:rect id="_x0000_i1028" style="width:0;height:1.5pt" o:hralign="center" o:hrstd="t" o:hr="t" fillcolor="#a0a0a0" stroked="f"/>
         </w:pict>
       </w:r>
     </w:p>
@@ -1637,7 +1655,7 @@
           <w:lang w:eastAsia="zh-TW"/>
         </w:rPr>
         <w:pict>
-          <v:rect id="_x0000_i1053" style="width:0;height:1.5pt" o:hralign="center" o:hrstd="t" o:hr="t" fillcolor="#a0a0a0" stroked="f"/>
+          <v:rect id="_x0000_i1029" style="width:0;height:1.5pt" o:hralign="center" o:hrstd="t" o:hr="t" fillcolor="#a0a0a0" stroked="f"/>
         </w:pict>
       </w:r>
     </w:p>
@@ -1773,17 +1791,45 @@
           <w:szCs w:val="24"/>
           <w:lang w:eastAsia="zh-TW"/>
         </w:rPr>
-        <w:t>: Display traffic</w:t>
-      </w:r>
-      <w:r>
-        <w:rPr>
-          <w:rFonts w:ascii="PMingLiU" w:eastAsia="PMingLiU" w:hAnsi="PMingLiU" w:cs="PMingLiU"/>
-          <w:sz w:val="24"/>
-          <w:szCs w:val="24"/>
-          <w:lang w:eastAsia="zh-TW"/>
-        </w:rPr>
-        <w:noBreakHyphen/>
-        <w:t>light indicators (green/yellow/red) for ratios.</w:t>
+        <w:t xml:space="preserve">: Display </w:t>
+      </w:r>
+      <w:r>
+        <w:rPr>
+          <w:rFonts w:ascii="PMingLiU" w:eastAsia="PMingLiU" w:hAnsi="PMingLiU" w:cs="PMingLiU"/>
+          <w:sz w:val="24"/>
+          <w:szCs w:val="24"/>
+          <w:lang w:eastAsia="zh-TW"/>
+        </w:rPr>
+        <w:t>ratios</w:t>
+      </w:r>
+      <w:r>
+        <w:rPr>
+          <w:rFonts w:ascii="PMingLiU" w:eastAsia="PMingLiU" w:hAnsi="PMingLiU" w:cs="PMingLiU"/>
+          <w:sz w:val="24"/>
+          <w:szCs w:val="24"/>
+          <w:lang w:eastAsia="zh-TW"/>
+        </w:rPr>
+        <w:t xml:space="preserve"> </w:t>
+      </w:r>
+      <w:r>
+        <w:rPr>
+          <w:rFonts w:ascii="PMingLiU" w:eastAsia="PMingLiU" w:hAnsi="PMingLiU" w:cs="PMingLiU"/>
+          <w:sz w:val="24"/>
+          <w:szCs w:val="24"/>
+          <w:lang w:eastAsia="zh-TW"/>
+        </w:rPr>
+        <w:t>with trend charts</w:t>
+      </w:r>
+      <w:bookmarkStart w:id="0" w:name="_GoBack"/>
+      <w:bookmarkEnd w:id="0"/>
+      <w:r>
+        <w:rPr>
+          <w:rFonts w:ascii="PMingLiU" w:eastAsia="PMingLiU" w:hAnsi="PMingLiU" w:cs="PMingLiU"/>
+          <w:sz w:val="24"/>
+          <w:szCs w:val="24"/>
+          <w:lang w:eastAsia="zh-TW"/>
+        </w:rPr>
+        <w:t>.</w:t>
       </w:r>
     </w:p>
     <w:p>
@@ -1874,7 +1920,7 @@
           <w:lang w:eastAsia="zh-TW"/>
         </w:rPr>
         <w:pict>
-          <v:rect id="_x0000_i1054" style="width:0;height:1.5pt" o:hralign="center" o:hrstd="t" o:hr="t" fillcolor="#a0a0a0" stroked="f"/>
+          <v:rect id="_x0000_i1030" style="width:0;height:1.5pt" o:hralign="center" o:hrstd="t" o:hr="t" fillcolor="#a0a0a0" stroked="f"/>
         </w:pict>
       </w:r>
     </w:p>
@@ -2009,7 +2055,7 @@
           <w:lang w:eastAsia="zh-TW"/>
         </w:rPr>
         <w:pict>
-          <v:rect id="_x0000_i1055" style="width:0;height:1.5pt" o:hralign="center" o:hrstd="t" o:hr="t" fillcolor="#a0a0a0" stroked="f"/>
+          <v:rect id="_x0000_i1031" style="width:0;height:1.5pt" o:hralign="center" o:hrstd="t" o:hr="t" fillcolor="#a0a0a0" stroked="f"/>
         </w:pict>
       </w:r>
     </w:p>
@@ -2231,14 +2277,11 @@
           <w:lang w:eastAsia="zh-TW"/>
         </w:rPr>
         <w:pict>
-          <v:rect id="_x0000_i1056" style="width:0;height:1.5pt" o:hralign="center" o:hrstd="t" o:hr="t" fillcolor="#a0a0a0" stroked="f"/>
+          <v:rect id="_x0000_i1032" style="width:0;height:1.5pt" o:hralign="center" o:hrstd="t" o:hr="t" fillcolor="#a0a0a0" stroked="f"/>
         </w:pict>
       </w:r>
     </w:p>
-    <w:p>
-      <w:bookmarkStart w:id="0" w:name="_GoBack"/>
-      <w:bookmarkEnd w:id="0"/>
-    </w:p>
+    <w:p/>
     <w:sectPr>
       <w:pgSz w:w="12240" w:h="15840"/>
       <w:pgMar w:top="1440" w:right="1800" w:bottom="1440" w:left="1800" w:header="708" w:footer="708" w:gutter="0"/>
